--- a/onboarding/DentaScale-Invoice-TEMPLATE.docx
+++ b/onboarding/DentaScale-Invoice-TEMPLATE.docx
@@ -625,7 +625,7 @@
                 <w:sz w:val="21"/>
                 <w:szCs w:val="21"/>
               </w:rPr>
-              <w:t xml:space="preserve">$1,000.00</w:t>
+              <w:t xml:space="preserve">$2,000.00</w:t>
             </w:r>
           </w:p>
         </w:tc>
@@ -657,7 +657,7 @@
                 <w:sz w:val="21"/>
                 <w:szCs w:val="21"/>
               </w:rPr>
-              <w:t xml:space="preserve">$1,000.00</w:t>
+              <w:t xml:space="preserve">$2,000.00</w:t>
             </w:r>
           </w:p>
         </w:tc>
@@ -1295,7 +1295,7 @@
                 <w:sz w:val="21"/>
                 <w:szCs w:val="21"/>
               </w:rPr>
-              <w:t xml:space="preserve">$1,000.00</w:t>
+              <w:t xml:space="preserve">$2,000.00</w:t>
             </w:r>
           </w:p>
         </w:tc>
@@ -1386,7 +1386,7 @@
           <w:sz w:val="19"/>
           <w:szCs w:val="19"/>
         </w:rPr>
-        <w:t xml:space="preserve">Advertising spend is billed separately by Meta, TikTok, and Google directly to your own payment method and does not pass through DentaScale.</w:t>
+        <w:t xml:space="preserve">Advertising spend is billed separately by Meta and Google directly to your own payment method and does not pass through DentaScale.</w:t>
       </w:r>
     </w:p>
     <w:p>
